--- a/Programacion II/Kit docente/Clase 7/Guion Docente Clase 7 - Patrones de diseno Singleton y Factory.docx
+++ b/Programacion II/Kit docente/Clase 7/Guion Docente Clase 7 - Patrones de diseno Singleton y Factory.docx
@@ -192,13 +192,16 @@
       </w:r>
     </w:p>
     <w:p>
+      <w:pPr>
+        <w:spacing w:before="200" w:after="60"/>
+      </w:pPr>
       <w:r>
         <w:rPr>
-          <w:b w:val="0"/>
-          <w:color w:val="4A4A49"/>
-          <w:sz w:val="22"/>
+          <w:b/>
+          <w:color w:val="1A1C1D"/>
+          <w:sz w:val="32"/>
         </w:rPr>
-        <w:t>Un patron de diseño no es una libreria que se importa ni un archivo que se descarga: es una solucion probada, con nombre propio, a un problema de diseño que se repite. La analogia que mejor funciona es la de arquitectura: cuando un arquitecto dice 'aqui va un patio interior', nadie le pide los planos del patio, porque el nombre ya comunica el problema (ventilar e iluminar el centro de la casa) y la forma de resolverlo. En programacion pasa igual: cuando un desarrollador dice 'el repositorio de VetCare es un Singleton', su compañero entiende de una que hay una sola instancia y un punto de acceso global, sin necesidad de leer el codigo. El catalogo clasico es el de la Banda de los Cuatro (GoF) y agrupa los patrones en creacionales (como se crean los objetos: Singleton, Factory, Builder), estructurales (como se componen: Adapter, Decorator, Facade) y de comportamiento (como se comunican: Observer, Strategy). Nosotros vamos a usar solo dos hoy, pero bien usados y con criterio, no por coleccionarlos.</w:t>
+        <w:t>Apoyo por diapositiva</w:t>
       </w:r>
     </w:p>
     <w:p>
@@ -208,47 +211,131 @@
           <w:color w:val="4A4A49"/>
           <w:sz w:val="22"/>
         </w:rPr>
-        <w:t>El problema que motiva el Singleton ya lo vivimos en la clase pasada, aunque no le pusimos nombre. En VetCare la ventana de registro creaba su propio RepositorioMascotas. Cuando abramos la ventana de citas y esta haga otro new RepositorioMascotas(), la agenda no vera ni una sola de las mascotas registradas, porque son dos ArrayList distintos en dos zonas distintas de memoria. Y no sirve pasar datos por copia: la clinica Huellitas necesita que exista un solo lugar donde vivan los expedientes mientras la aplicacion corre, igual que en la clinica fisica hay un solo archivador y no uno por escritorio. El problema entonces se enuncia asi: necesito garantizar que exista una y solo una instancia de esta clase y que cualquier parte del programa pueda llegar a ella sin andar pasandosela de constructor en constructor. Esa es exactamente la intencion del patron Singleton.</w:t>
+        <w:t xml:space="preserve">Todo lo que hay que decir </w:t>
       </w:r>
-    </w:p>
-    <w:p>
+      <w:r>
+        <w:rPr>
+          <w:b/>
+          <w:color w:val="4A4A49"/>
+          <w:sz w:val="22"/>
+        </w:rPr>
+        <w:t>esta proyectado</w:t>
+      </w:r>
       <w:r>
         <w:rPr>
           <w:b w:val="0"/>
           <w:color w:val="4A4A49"/>
           <w:sz w:val="22"/>
         </w:rPr>
-        <w:t>El mecanismo en Java tiene tres piezas y las tres son obligatorias. Primera, un atributo privado y estatico del mismo tipo de la clase (private static RepositorioVetCare instancia): estatico porque debe pertenecer a la clase y no a un objeto, privado para que nadie lo reemplace desde afuera. Segunda, el constructor declarado private: mientras exista un constructor publico, cualquiera puede hacer new y el patron se rompe; al hacerlo privado el compilador se vuelve su aliado y marca en rojo cada intento. Tercera, un metodo publico y estatico getInstancia() que revisa si el atributo es null, lo crea la primera vez y de ahi en adelante devuelve siempre el mismo objeto; a eso se le llama inicializacion perezosa (lazy). Si el programa fuera multihilo, dos hilos podrian entrar al mismo tiempo al if y crear dos instancias; por eso se marca synchronized, o se usa la version temprana (private static final RepositorioVetCare INSTANCIA = new RepositorioVetCare();) que Java garantiza unica. Para verificarlo en pantalla no hay que creer en la fe: se imprime System.identityHashCode(a) y System.identityHashCode(b) desde las dos ventanas y se comprueba que el numero es el mismo.</w:t>
+        <w:t>. Esta seccion dice que subrayar en cada lamina, no repite su contenido.</w:t>
       </w:r>
     </w:p>
     <w:p>
+      <w:r>
+        <w:rPr>
+          <w:b/>
+          <w:color w:val="4A4A49"/>
+          <w:sz w:val="22"/>
+        </w:rPr>
+        <w:t>Un patron de diseño no es una libreria que se importa ni un archivo que...</w:t>
+      </w:r>
       <w:r>
         <w:rPr>
           <w:b w:val="0"/>
           <w:color w:val="4A4A49"/>
           <w:sz w:val="22"/>
         </w:rPr>
-        <w:t>El segundo patron responde a otro problema distinto: quien decide como se construye un objeto. En VetCare hay tres tipos de consulta con reglas propias: Vacunacion dura 15 minutos y cuesta 35.000, Control dura 30 minutos y cuesta 60.000, Urgencia dura 45 minutos y cuesta 120.000. Si la ventana de agendamiento hace directamente el new de cada subclase, esos numeros y esas decisiones quedan regados por toda la interfaz, y el dia que la clinica suba la tarifa hay que ir a buscarlos en cinco ventanas. Una Factory concentra esa decision en un solo lugar: FabricaConsultas.crear("URGENCIA", "M-001") devuelve un objeto de tipo Consulta y la ventana ni se entera de que subclase le entregaron; ademas la fabrica normaliza el texto que llega del JComboBox y lanza IllegalArgumentException si el tipo no existe, con lo cual un dato basura nunca se convierte en objeto. Fijese en el detalle importante: el metodo retorna el tipo base (Consulta), no la subclase; ahi es donde el polimorfismo que vimos en clases anteriores empieza a pagar, porque el dia que Huellitas agregue 'CIRUGIA' solo se toca la fabrica.</w:t>
+        <w:t xml:space="preserve"> — 6 vinetas.</w:t>
       </w:r>
     </w:p>
     <w:p>
+      <w:r>
+        <w:rPr>
+          <w:b/>
+          <w:color w:val="4A4A49"/>
+          <w:sz w:val="22"/>
+        </w:rPr>
+        <w:t>El problema que motiva el Singleton ya lo vivimos en la clase pasada...</w:t>
+      </w:r>
       <w:r>
         <w:rPr>
           <w:b w:val="0"/>
           <w:color w:val="4A4A49"/>
           <w:sz w:val="22"/>
         </w:rPr>
-        <w:t>Ahora la parte que casi nadie enseña: cuando NO usarlos. El Singleton es, sin maquillaje, una variable global con corbata. Trae tres costos reales: esconde dependencias (una clase que por dentro llama a getInstancia() no declara en su firma que necesita el repositorio), complica las pruebas (en la clase 8 vamos a querer un repositorio limpio en cada caso de prueba y el Singleton nos va a devolver el sucio de la prueba anterior) y concentra estado compartido que en aplicaciones grandes se vuelve impredecible. La alternativa profesional se llama inyeccion por constructor: pasar el repositorio como parametro, tal como hicimos con ControladorRegistro en la clase 6. En VetCare aceptamos el Singleton para el repositorio porque es una aplicacion de escritorio pequeña, con un solo usuario y una unica fuente de datos, y aun asi vamos a dejarle un metodo limpiar() para poder probarlo. La Factory tiene su propio abuso: si solo hay una clase que crear y ninguna regla que aplicar, una fabrica que hace un new pelado no aporta nada, solo una capa mas de ruido. La regla de oro es: primero el problema, despues el patron; nunca al reves.</w:t>
+        <w:t xml:space="preserve"> — 6 vinetas.</w:t>
       </w:r>
     </w:p>
     <w:p>
+      <w:r>
+        <w:rPr>
+          <w:b/>
+          <w:color w:val="4A4A49"/>
+          <w:sz w:val="22"/>
+        </w:rPr>
+        <w:t>El mecanismo en Java tiene tres piezas y las tres son obligatorias (1/2)</w:t>
+      </w:r>
       <w:r>
         <w:rPr>
           <w:b w:val="0"/>
           <w:color w:val="4A4A49"/>
           <w:sz w:val="22"/>
         </w:rPr>
-        <w:t>Error tipico del docente que no domina el tema: enseñar el Singleton como 'la forma correcta de compartir variables entre ventanas' y terminar poniendo el atributo publico y estatico (public static RepositorioVetCare instancia), con lo cual cualquiera puede reasignarlo desde afuera y ya no hay ninguna garantia; o dejar el constructor publico 'porque el editor lo sugiere', que es exactamente lo unico que no se puede hacer. El segundo error clasico es creer que el Singleton persiste datos: los estudiantes cierran la aplicacion, la vuelven a abrir y preguntan donde quedaron las mascotas, y hay que explicar que el Singleton solo garantiza una instancia mientras el programa corre, que la persistencia en archivos es otro tema que veremos mas adelante. El tercero es la patronitis: llenar el proyecto de fabricas que solo devuelven new de una sola clase y de Singletons para cosas que deberian ser objetos comunes, como Mascota o Cita, que por definicion son muchos. Si al preguntar 'que problema resuelve este patron aqui' la respuesta es 'que lo vimos en clase', el patron esta sobrando.</w:t>
+        <w:t xml:space="preserve"> — 4 vinetas.</w:t>
+      </w:r>
+    </w:p>
+    <w:p>
+      <w:r>
+        <w:rPr>
+          <w:b/>
+          <w:color w:val="4A4A49"/>
+          <w:sz w:val="22"/>
+        </w:rPr>
+        <w:t>El mecanismo en Java tiene tres piezas y las tres son obligatorias (2/2)</w:t>
+      </w:r>
+      <w:r>
+        <w:rPr>
+          <w:b w:val="0"/>
+          <w:color w:val="4A4A49"/>
+          <w:sz w:val="22"/>
+        </w:rPr>
+        <w:t xml:space="preserve"> — 3 vinetas.</w:t>
+      </w:r>
+    </w:p>
+    <w:p>
+      <w:r>
+        <w:rPr>
+          <w:b/>
+          <w:color w:val="4A4A49"/>
+          <w:sz w:val="22"/>
+        </w:rPr>
+        <w:t>El segundo patron responde a otro problema distinto: quien decide como...</w:t>
+      </w:r>
+      <w:r>
+        <w:rPr>
+          <w:b w:val="0"/>
+          <w:color w:val="4A4A49"/>
+          <w:sz w:val="22"/>
+        </w:rPr>
+        <w:t xml:space="preserve"> — 6 vinetas.</w:t>
+      </w:r>
+    </w:p>
+    <w:p>
+      <w:r>
+        <w:rPr>
+          <w:b/>
+          <w:color w:val="4A4A49"/>
+          <w:sz w:val="22"/>
+        </w:rPr>
+        <w:t>Ahora la parte que casi nadie enseña: cuando NO usarlos</w:t>
+      </w:r>
+      <w:r>
+        <w:rPr>
+          <w:b w:val="0"/>
+          <w:color w:val="4A4A49"/>
+          <w:sz w:val="22"/>
+        </w:rPr>
+        <w:t xml:space="preserve"> — 8 vinetas.</w:t>
       </w:r>
     </w:p>
     <w:p>

--- a/Programacion II/Kit docente/Clase 7/Guion Docente Clase 7 - Patrones de diseno Singleton y Factory.docx
+++ b/Programacion II/Kit docente/Clase 7/Guion Docente Clase 7 - Patrones de diseno Singleton y Factory.docx
@@ -237,7 +237,7 @@
           <w:color w:val="4A4A49"/>
           <w:sz w:val="22"/>
         </w:rPr>
-        <w:t>Un patron de diseño no es una libreria que se importa ni un archivo que...</w:t>
+        <w:t>Un patron de diseño no es una libreria que se importa ni un archivo que... (1/2)</w:t>
       </w:r>
       <w:r>
         <w:rPr>
@@ -245,7 +245,25 @@
           <w:color w:val="4A4A49"/>
           <w:sz w:val="22"/>
         </w:rPr>
-        <w:t xml:space="preserve"> — 6 vinetas.</w:t>
+        <w:t xml:space="preserve"> — 3 vinetas.</w:t>
+      </w:r>
+    </w:p>
+    <w:p>
+      <w:r>
+        <w:rPr>
+          <w:b/>
+          <w:color w:val="4A4A49"/>
+          <w:sz w:val="22"/>
+        </w:rPr>
+        <w:t>Un patron de diseño no es una libreria que se importa ni un archivo que... (2/2)</w:t>
+      </w:r>
+      <w:r>
+        <w:rPr>
+          <w:b w:val="0"/>
+          <w:color w:val="4A4A49"/>
+          <w:sz w:val="22"/>
+        </w:rPr>
+        <w:t xml:space="preserve"> — 3 vinetas.</w:t>
       </w:r>
     </w:p>
     <w:p>
@@ -263,7 +281,46 @@
           <w:color w:val="4A4A49"/>
           <w:sz w:val="22"/>
         </w:rPr>
-        <w:t xml:space="preserve"> — 6 vinetas.</w:t>
+        <w:t xml:space="preserve"> — 3 vinetas.</w:t>
+      </w:r>
+    </w:p>
+    <w:p>
+      <w:pPr>
+        <w:pStyle w:val="ListBullet2"/>
+      </w:pPr>
+      <w:r>
+        <w:rPr>
+          <w:b w:val="0"/>
+          <w:color w:val="4A4A49"/>
+          <w:sz w:val="22"/>
+        </w:rPr>
+        <w:t>El problema que motiva el Singleton ya lo vivimos en la clase pasada, aunque no le pusimos nombre.</w:t>
+      </w:r>
+    </w:p>
+    <w:p>
+      <w:pPr>
+        <w:pStyle w:val="ListBullet2"/>
+      </w:pPr>
+      <w:r>
+        <w:rPr>
+          <w:b w:val="0"/>
+          <w:color w:val="4A4A49"/>
+          <w:sz w:val="22"/>
+        </w:rPr>
+        <w:t>En VetCare la ventana de registro creaba su propio RepositorioMascotas.</w:t>
+      </w:r>
+    </w:p>
+    <w:p>
+      <w:pPr>
+        <w:pStyle w:val="ListBullet2"/>
+      </w:pPr>
+      <w:r>
+        <w:rPr>
+          <w:b w:val="0"/>
+          <w:color w:val="4A4A49"/>
+          <w:sz w:val="22"/>
+        </w:rPr>
+        <w:t>Esa es exactamente la intencion del patron Singleton.</w:t>
       </w:r>
     </w:p>
     <w:p>
@@ -299,6 +356,96 @@
           <w:color w:val="4A4A49"/>
           <w:sz w:val="22"/>
         </w:rPr>
+        <w:t xml:space="preserve"> — 2 vinetas.</w:t>
+      </w:r>
+    </w:p>
+    <w:p>
+      <w:r>
+        <w:rPr>
+          <w:b/>
+          <w:color w:val="4A4A49"/>
+          <w:sz w:val="22"/>
+        </w:rPr>
+        <w:t>El mecanismo en Java tiene tres piezas y las... — sintaxis</w:t>
+      </w:r>
+      <w:r>
+        <w:rPr>
+          <w:b w:val="0"/>
+          <w:color w:val="4A4A49"/>
+          <w:sz w:val="22"/>
+        </w:rPr>
+        <w:t xml:space="preserve"> — 1 vinetas.</w:t>
+      </w:r>
+    </w:p>
+    <w:p>
+      <w:r>
+        <w:rPr>
+          <w:b/>
+          <w:color w:val="4A4A49"/>
+          <w:sz w:val="22"/>
+        </w:rPr>
+        <w:t>El segundo patron responde a otro problema distinto: quien decide como... (1/2)</w:t>
+      </w:r>
+      <w:r>
+        <w:rPr>
+          <w:b w:val="0"/>
+          <w:color w:val="4A4A49"/>
+          <w:sz w:val="22"/>
+        </w:rPr>
+        <w:t xml:space="preserve"> — 4 vinetas.</w:t>
+      </w:r>
+    </w:p>
+    <w:p>
+      <w:r>
+        <w:rPr>
+          <w:b/>
+          <w:color w:val="4A4A49"/>
+          <w:sz w:val="22"/>
+        </w:rPr>
+        <w:t>El segundo patron responde a otro problema distinto: quien decide como... (2/2)</w:t>
+      </w:r>
+      <w:r>
+        <w:rPr>
+          <w:b w:val="0"/>
+          <w:color w:val="4A4A49"/>
+          <w:sz w:val="22"/>
+        </w:rPr>
+        <w:t xml:space="preserve"> — 2 vinetas.</w:t>
+      </w:r>
+    </w:p>
+    <w:p>
+      <w:r>
+        <w:rPr>
+          <w:b/>
+          <w:color w:val="4A4A49"/>
+          <w:sz w:val="22"/>
+        </w:rPr>
+        <w:t>Ahora la parte que casi nadie enseña: cuando NO usarlos (1/2)</w:t>
+      </w:r>
+      <w:r>
+        <w:rPr>
+          <w:b w:val="0"/>
+          <w:color w:val="4A4A49"/>
+          <w:sz w:val="22"/>
+        </w:rPr>
+        <w:t xml:space="preserve"> — 5 vinetas.</w:t>
+      </w:r>
+    </w:p>
+    <w:p>
+      <w:r>
+        <w:rPr>
+          <w:b/>
+          <w:color w:val="4A4A49"/>
+          <w:sz w:val="22"/>
+        </w:rPr>
+        <w:t>Ahora la parte que casi nadie enseña: cuando NO usarlos (2/2)</w:t>
+      </w:r>
+      <w:r>
+        <w:rPr>
+          <w:b w:val="0"/>
+          <w:color w:val="4A4A49"/>
+          <w:sz w:val="22"/>
+        </w:rPr>
         <w:t xml:space="preserve"> — 3 vinetas.</w:t>
       </w:r>
     </w:p>
@@ -309,7 +456,61 @@
           <w:color w:val="4A4A49"/>
           <w:sz w:val="22"/>
         </w:rPr>
-        <w:t>El segundo patron responde a otro problema distinto: quien decide como...</w:t>
+        <w:t>VetCarePatronesDemo.java — class VetCarePatronesDemo</w:t>
+      </w:r>
+      <w:r>
+        <w:rPr>
+          <w:b w:val="0"/>
+          <w:color w:val="4A4A49"/>
+          <w:sz w:val="22"/>
+        </w:rPr>
+        <w:t xml:space="preserve"> — 2 vinetas.</w:t>
+      </w:r>
+    </w:p>
+    <w:p>
+      <w:r>
+        <w:rPr>
+          <w:b/>
+          <w:color w:val="4A4A49"/>
+          <w:sz w:val="22"/>
+        </w:rPr>
+        <w:t>VetCarePatronesDemo.java — main() (1/2)</w:t>
+      </w:r>
+      <w:r>
+        <w:rPr>
+          <w:b w:val="0"/>
+          <w:color w:val="4A4A49"/>
+          <w:sz w:val="22"/>
+        </w:rPr>
+        <w:t xml:space="preserve"> — 20 vinetas.</w:t>
+      </w:r>
+    </w:p>
+    <w:p>
+      <w:r>
+        <w:rPr>
+          <w:b/>
+          <w:color w:val="4A4A49"/>
+          <w:sz w:val="22"/>
+        </w:rPr>
+        <w:t>VetCarePatronesDemo.java — main() (2/2)</w:t>
+      </w:r>
+      <w:r>
+        <w:rPr>
+          <w:b w:val="0"/>
+          <w:color w:val="4A4A49"/>
+          <w:sz w:val="22"/>
+        </w:rPr>
+        <w:t xml:space="preserve"> — 11 vinetas.</w:t>
+      </w:r>
+    </w:p>
+    <w:p>
+      <w:r>
+        <w:rPr>
+          <w:b/>
+          <w:color w:val="4A4A49"/>
+          <w:sz w:val="22"/>
+        </w:rPr>
+        <w:t>VetCarePatronesDemo.java — class Mascota</w:t>
       </w:r>
       <w:r>
         <w:rPr>
@@ -327,7 +528,133 @@
           <w:color w:val="4A4A49"/>
           <w:sz w:val="22"/>
         </w:rPr>
-        <w:t>Ahora la parte que casi nadie enseña: cuando NO usarlos</w:t>
+        <w:t>VetCarePatronesDemo.java — Mascota()</w:t>
+      </w:r>
+      <w:r>
+        <w:rPr>
+          <w:b w:val="0"/>
+          <w:color w:val="4A4A49"/>
+          <w:sz w:val="22"/>
+        </w:rPr>
+        <w:t xml:space="preserve"> — 13 vinetas.</w:t>
+      </w:r>
+    </w:p>
+    <w:p>
+      <w:r>
+        <w:rPr>
+          <w:b/>
+          <w:color w:val="4A4A49"/>
+          <w:sz w:val="22"/>
+        </w:rPr>
+        <w:t>VetCarePatronesDemo.java — class RepositorioVetCare</w:t>
+      </w:r>
+      <w:r>
+        <w:rPr>
+          <w:b w:val="0"/>
+          <w:color w:val="4A4A49"/>
+          <w:sz w:val="22"/>
+        </w:rPr>
+        <w:t xml:space="preserve"> — 6 vinetas.</w:t>
+      </w:r>
+    </w:p>
+    <w:p>
+      <w:r>
+        <w:rPr>
+          <w:b/>
+          <w:color w:val="4A4A49"/>
+          <w:sz w:val="22"/>
+        </w:rPr>
+        <w:t>VetCarePatronesDemo.java — RepositorioVetCare()</w:t>
+      </w:r>
+      <w:r>
+        <w:rPr>
+          <w:b w:val="0"/>
+          <w:color w:val="4A4A49"/>
+          <w:sz w:val="22"/>
+        </w:rPr>
+        <w:t xml:space="preserve"> — 4 vinetas.</w:t>
+      </w:r>
+    </w:p>
+    <w:p>
+      <w:r>
+        <w:rPr>
+          <w:b/>
+          <w:color w:val="4A4A49"/>
+          <w:sz w:val="22"/>
+        </w:rPr>
+        <w:t>VetCarePatronesDemo.java — getInstancia()</w:t>
+      </w:r>
+      <w:r>
+        <w:rPr>
+          <w:b w:val="0"/>
+          <w:color w:val="4A4A49"/>
+          <w:sz w:val="22"/>
+        </w:rPr>
+        <w:t xml:space="preserve"> — 7 vinetas.</w:t>
+      </w:r>
+    </w:p>
+    <w:p>
+      <w:r>
+        <w:rPr>
+          <w:b/>
+          <w:color w:val="4A4A49"/>
+          <w:sz w:val="22"/>
+        </w:rPr>
+        <w:t>VetCarePatronesDemo.java — registrar()</w:t>
+      </w:r>
+      <w:r>
+        <w:rPr>
+          <w:b w:val="0"/>
+          <w:color w:val="4A4A49"/>
+          <w:sz w:val="22"/>
+        </w:rPr>
+        <w:t xml:space="preserve"> — 10 vinetas.</w:t>
+      </w:r>
+    </w:p>
+    <w:p>
+      <w:r>
+        <w:rPr>
+          <w:b/>
+          <w:color w:val="4A4A49"/>
+          <w:sz w:val="22"/>
+        </w:rPr>
+        <w:t>VetCarePatronesDemo.java — buscarPorId()</w:t>
+      </w:r>
+      <w:r>
+        <w:rPr>
+          <w:b w:val="0"/>
+          <w:color w:val="4A4A49"/>
+          <w:sz w:val="22"/>
+        </w:rPr>
+        <w:t xml:space="preserve"> — 18 vinetas.</w:t>
+      </w:r>
+    </w:p>
+    <w:p>
+      <w:r>
+        <w:rPr>
+          <w:b/>
+          <w:color w:val="4A4A49"/>
+          <w:sz w:val="22"/>
+        </w:rPr>
+        <w:t>VetCarePatronesDemo.java — class Consulta</w:t>
+      </w:r>
+      <w:r>
+        <w:rPr>
+          <w:b w:val="0"/>
+          <w:color w:val="4A4A49"/>
+          <w:sz w:val="22"/>
+        </w:rPr>
+        <w:t xml:space="preserve"> — 4 vinetas.</w:t>
+      </w:r>
+    </w:p>
+    <w:p>
+      <w:r>
+        <w:rPr>
+          <w:b/>
+          <w:color w:val="4A4A49"/>
+          <w:sz w:val="22"/>
+        </w:rPr>
+        <w:t>VetCarePatronesDemo.java — Consulta()</w:t>
       </w:r>
       <w:r>
         <w:rPr>
@@ -336,6 +663,204 @@
           <w:sz w:val="22"/>
         </w:rPr>
         <w:t xml:space="preserve"> — 8 vinetas.</w:t>
+      </w:r>
+    </w:p>
+    <w:p>
+      <w:r>
+        <w:rPr>
+          <w:b/>
+          <w:color w:val="4A4A49"/>
+          <w:sz w:val="22"/>
+        </w:rPr>
+        <w:t>VetCarePatronesDemo.java — describir()</w:t>
+      </w:r>
+      <w:r>
+        <w:rPr>
+          <w:b w:val="0"/>
+          <w:color w:val="4A4A49"/>
+          <w:sz w:val="22"/>
+        </w:rPr>
+        <w:t xml:space="preserve"> — 6 vinetas.</w:t>
+      </w:r>
+    </w:p>
+    <w:p>
+      <w:r>
+        <w:rPr>
+          <w:b/>
+          <w:color w:val="4A4A49"/>
+          <w:sz w:val="22"/>
+        </w:rPr>
+        <w:t>VetCarePatronesDemo.java — class ConsultaVacunacion</w:t>
+      </w:r>
+      <w:r>
+        <w:rPr>
+          <w:b w:val="0"/>
+          <w:color w:val="4A4A49"/>
+          <w:sz w:val="22"/>
+        </w:rPr>
+        <w:t xml:space="preserve"> — 11 vinetas.</w:t>
+      </w:r>
+    </w:p>
+    <w:p>
+      <w:r>
+        <w:rPr>
+          <w:b/>
+          <w:color w:val="4A4A49"/>
+          <w:sz w:val="22"/>
+        </w:rPr>
+        <w:t>VetCarePatronesDemo.java — class ConsultaControl</w:t>
+      </w:r>
+      <w:r>
+        <w:rPr>
+          <w:b w:val="0"/>
+          <w:color w:val="4A4A49"/>
+          <w:sz w:val="22"/>
+        </w:rPr>
+        <w:t xml:space="preserve"> — 11 vinetas.</w:t>
+      </w:r>
+    </w:p>
+    <w:p>
+      <w:r>
+        <w:rPr>
+          <w:b/>
+          <w:color w:val="4A4A49"/>
+          <w:sz w:val="22"/>
+        </w:rPr>
+        <w:t>VetCarePatronesDemo.java — class ConsultaUrgencia</w:t>
+      </w:r>
+      <w:r>
+        <w:rPr>
+          <w:b w:val="0"/>
+          <w:color w:val="4A4A49"/>
+          <w:sz w:val="22"/>
+        </w:rPr>
+        <w:t xml:space="preserve"> — 12 vinetas.</w:t>
+      </w:r>
+    </w:p>
+    <w:p>
+      <w:r>
+        <w:rPr>
+          <w:b/>
+          <w:color w:val="4A4A49"/>
+          <w:sz w:val="22"/>
+        </w:rPr>
+        <w:t>VetCarePatronesDemo.java — class FabricaConsultas</w:t>
+      </w:r>
+      <w:r>
+        <w:rPr>
+          <w:b w:val="0"/>
+          <w:color w:val="4A4A49"/>
+          <w:sz w:val="22"/>
+        </w:rPr>
+        <w:t xml:space="preserve"> — 4 vinetas.</w:t>
+      </w:r>
+    </w:p>
+    <w:p>
+      <w:r>
+        <w:rPr>
+          <w:b/>
+          <w:color w:val="4A4A49"/>
+          <w:sz w:val="22"/>
+        </w:rPr>
+        <w:t>VetCarePatronesDemo.java — crear()</w:t>
+      </w:r>
+      <w:r>
+        <w:rPr>
+          <w:b w:val="0"/>
+          <w:color w:val="4A4A49"/>
+          <w:sz w:val="22"/>
+        </w:rPr>
+        <w:t xml:space="preserve"> — 18 vinetas.</w:t>
+      </w:r>
+    </w:p>
+    <w:p>
+      <w:r>
+        <w:rPr>
+          <w:b/>
+          <w:color w:val="4A4A49"/>
+          <w:sz w:val="22"/>
+        </w:rPr>
+        <w:t>VetCarePatronesDemo.java — class VentanaSucursal</w:t>
+      </w:r>
+      <w:r>
+        <w:rPr>
+          <w:b w:val="0"/>
+          <w:color w:val="4A4A49"/>
+          <w:sz w:val="22"/>
+        </w:rPr>
+        <w:t xml:space="preserve"> — 9 vinetas.</w:t>
+      </w:r>
+    </w:p>
+    <w:p>
+      <w:r>
+        <w:rPr>
+          <w:b/>
+          <w:color w:val="4A4A49"/>
+          <w:sz w:val="22"/>
+        </w:rPr>
+        <w:t>VetCarePatronesDemo.java — VentanaSucursal() (1/2)</w:t>
+      </w:r>
+      <w:r>
+        <w:rPr>
+          <w:b w:val="0"/>
+          <w:color w:val="4A4A49"/>
+          <w:sz w:val="22"/>
+        </w:rPr>
+        <w:t xml:space="preserve"> — 20 vinetas.</w:t>
+      </w:r>
+    </w:p>
+    <w:p>
+      <w:r>
+        <w:rPr>
+          <w:b/>
+          <w:color w:val="4A4A49"/>
+          <w:sz w:val="22"/>
+        </w:rPr>
+        <w:t>VetCarePatronesDemo.java — VentanaSucursal() (2/2)</w:t>
+      </w:r>
+      <w:r>
+        <w:rPr>
+          <w:b w:val="0"/>
+          <w:color w:val="4A4A49"/>
+          <w:sz w:val="22"/>
+        </w:rPr>
+        <w:t xml:space="preserve"> — 18 vinetas.</w:t>
+      </w:r>
+    </w:p>
+    <w:p>
+      <w:r>
+        <w:rPr>
+          <w:b/>
+          <w:color w:val="4A4A49"/>
+          <w:sz w:val="22"/>
+        </w:rPr>
+        <w:t>VetCarePatronesDemo.java — registrar()</w:t>
+      </w:r>
+      <w:r>
+        <w:rPr>
+          <w:b w:val="0"/>
+          <w:color w:val="4A4A49"/>
+          <w:sz w:val="22"/>
+        </w:rPr>
+        <w:t xml:space="preserve"> — 13 vinetas.</w:t>
+      </w:r>
+    </w:p>
+    <w:p>
+      <w:r>
+        <w:rPr>
+          <w:b/>
+          <w:color w:val="4A4A49"/>
+          <w:sz w:val="22"/>
+        </w:rPr>
+        <w:t>VetCarePatronesDemo.java — refrescar()</w:t>
+      </w:r>
+      <w:r>
+        <w:rPr>
+          <w:b w:val="0"/>
+          <w:color w:val="4A4A49"/>
+          <w:sz w:val="22"/>
+        </w:rPr>
+        <w:t xml:space="preserve"> — 13 vinetas.</w:t>
       </w:r>
     </w:p>
     <w:p>

--- a/Programacion II/Kit docente/Clase 7/Guion Docente Clase 7 - Patrones de diseno Singleton y Factory.docx
+++ b/Programacion II/Kit docente/Clase 7/Guion Docente Clase 7 - Patrones de diseno Singleton y Factory.docx
@@ -965,7 +965,7 @@
           <w:color w:val="4A4A49"/>
           <w:sz w:val="22"/>
         </w:rPr>
-        <w:t>Cubrir el fundamento de arriba apoyandose en la slide «Teoria Core» y en la de codigo</w:t>
+        <w:t>Cubrir el fundamento de arriba apoyandose en las laminas de concepto y en las de codigo</w:t>
       </w:r>
     </w:p>
     <w:p>
@@ -975,7 +975,7 @@
           <w:color w:val="4A4A49"/>
           <w:sz w:val="22"/>
         </w:rPr>
-        <w:t>proyectable. Cada 8-10 min, amarrar al producto: «esto es lo que van a dejar hoy en VetCare».</w:t>
+        <w:t>(lo que hay que subrayar esta tambien en las notas del presentador de cada lamina). Cada 8-10 min, amarrar al producto: «esto es lo que van a dejar hoy en VetCare».</w:t>
       </w:r>
     </w:p>
     <w:p>
@@ -1060,7 +1060,36 @@
           <w:color w:val="1A1C1D"/>
           <w:sz w:val="32"/>
         </w:rPr>
-        <w:t>60-105 · Taller guiado = avance del PI</w:t>
+        <w:t>60-105 · Taller guiado (opcional) = avance del PI</w:t>
+      </w:r>
+    </w:p>
+    <w:p>
+      <w:r>
+        <w:rPr>
+          <w:b w:val="0"/>
+          <w:color w:val="4A4A49"/>
+          <w:sz w:val="22"/>
+        </w:rPr>
+        <w:t>Opcional: no tiene lamina en el deck. La guia esta en</w:t>
+      </w:r>
+    </w:p>
+    <w:p>
+      <w:r>
+        <w:rPr>
+          <w:rFonts w:ascii="Consolas" w:hAnsi="Consolas"/>
+          <w:b w:val="0"/>
+          <w:color w:val="111111"/>
+          <w:sz w:val="21"/>
+        </w:rPr>
+        <w:t>Clases/Clase 7 - Patrones de diseno Singleton y Factory/Taller PI - Clase 7 - VetCare.docx</w:t>
+      </w:r>
+      <w:r>
+        <w:rPr>
+          <w:b w:val="0"/>
+          <w:color w:val="4A4A49"/>
+          <w:sz w:val="22"/>
+        </w:rPr>
+        <w:t>; si hoy no se hace, se extiende la demo y la practica libre.</w:t>
       </w:r>
     </w:p>
     <w:p>
@@ -1196,7 +1225,24 @@
           <w:color w:val="4A4A49"/>
           <w:sz w:val="22"/>
         </w:rPr>
-        <w:t>Repasar el checklist de la slide de criterios.</w:t>
+        <w:t xml:space="preserve">Si hubo taller, repasar los criterios de exito del </w:t>
+      </w:r>
+      <w:r>
+        <w:rPr>
+          <w:rFonts w:ascii="Consolas" w:hAnsi="Consolas"/>
+          <w:b w:val="0"/>
+          <w:color w:val="111111"/>
+          <w:sz w:val="21"/>
+        </w:rPr>
+        <w:t>Taller PI - Clase 7 - VetCare.docx</w:t>
+      </w:r>
+      <w:r>
+        <w:rPr>
+          <w:b w:val="0"/>
+          <w:color w:val="4A4A49"/>
+          <w:sz w:val="22"/>
+        </w:rPr>
+        <w:t xml:space="preserve"> (no estan en el deck).</w:t>
       </w:r>
     </w:p>
     <w:p>

--- a/Programacion II/Kit docente/Clase 7/Guion Docente Clase 7 - Patrones de diseno Singleton y Factory.docx
+++ b/Programacion II/Kit docente/Clase 7/Guion Docente Clase 7 - Patrones de diseno Singleton y Factory.docx
@@ -109,7 +109,7 @@
           <w:color w:val="4A4A49"/>
           <w:sz w:val="22"/>
         </w:rPr>
-        <w:t xml:space="preserve"> Clase RepositorioVetCare convertida en Singleton, FabricaConsultas con tres tipos y evidencia de que dos ventanas ven la misma lista, subido a ExamLab.</w:t>
+        <w:t xml:space="preserve"> Clase RepositorioClinica convertida en Singleton, FabricaConsultas con tres tipos y evidencia de que dos ventanas ven la misma lista, subido a ExamLab.</w:t>
       </w:r>
     </w:p>
     <w:p>
@@ -456,7 +456,7 @@
           <w:color w:val="4A4A49"/>
           <w:sz w:val="22"/>
         </w:rPr>
-        <w:t>VetCarePatronesDemo.java — class VetCarePatronesDemo</w:t>
+        <w:t>ClinicaPatronesDemo.java — class ClinicaPatronesDemo</w:t>
       </w:r>
       <w:r>
         <w:rPr>
@@ -474,7 +474,7 @@
           <w:color w:val="4A4A49"/>
           <w:sz w:val="22"/>
         </w:rPr>
-        <w:t>VetCarePatronesDemo.java — main() (1/2)</w:t>
+        <w:t>ClinicaPatronesDemo.java — main() (1/2)</w:t>
       </w:r>
       <w:r>
         <w:rPr>
@@ -492,7 +492,7 @@
           <w:color w:val="4A4A49"/>
           <w:sz w:val="22"/>
         </w:rPr>
-        <w:t>VetCarePatronesDemo.java — main() (2/2)</w:t>
+        <w:t>ClinicaPatronesDemo.java — main() (2/2)</w:t>
       </w:r>
       <w:r>
         <w:rPr>
@@ -510,7 +510,7 @@
           <w:color w:val="4A4A49"/>
           <w:sz w:val="22"/>
         </w:rPr>
-        <w:t>VetCarePatronesDemo.java — class Mascota</w:t>
+        <w:t>ClinicaPatronesDemo.java — class Mascota</w:t>
       </w:r>
       <w:r>
         <w:rPr>
@@ -528,7 +528,7 @@
           <w:color w:val="4A4A49"/>
           <w:sz w:val="22"/>
         </w:rPr>
-        <w:t>VetCarePatronesDemo.java — Mascota()</w:t>
+        <w:t>ClinicaPatronesDemo.java — Mascota()</w:t>
       </w:r>
       <w:r>
         <w:rPr>
@@ -546,7 +546,7 @@
           <w:color w:val="4A4A49"/>
           <w:sz w:val="22"/>
         </w:rPr>
-        <w:t>VetCarePatronesDemo.java — class RepositorioVetCare</w:t>
+        <w:t>ClinicaPatronesDemo.java — class RepositorioClinica</w:t>
       </w:r>
       <w:r>
         <w:rPr>
@@ -564,7 +564,7 @@
           <w:color w:val="4A4A49"/>
           <w:sz w:val="22"/>
         </w:rPr>
-        <w:t>VetCarePatronesDemo.java — RepositorioVetCare()</w:t>
+        <w:t>ClinicaPatronesDemo.java — RepositorioClinica()</w:t>
       </w:r>
       <w:r>
         <w:rPr>
@@ -582,7 +582,7 @@
           <w:color w:val="4A4A49"/>
           <w:sz w:val="22"/>
         </w:rPr>
-        <w:t>VetCarePatronesDemo.java — getInstancia()</w:t>
+        <w:t>ClinicaPatronesDemo.java — getInstancia()</w:t>
       </w:r>
       <w:r>
         <w:rPr>
@@ -600,7 +600,7 @@
           <w:color w:val="4A4A49"/>
           <w:sz w:val="22"/>
         </w:rPr>
-        <w:t>VetCarePatronesDemo.java — registrar()</w:t>
+        <w:t>ClinicaPatronesDemo.java — registrar()</w:t>
       </w:r>
       <w:r>
         <w:rPr>
@@ -618,7 +618,7 @@
           <w:color w:val="4A4A49"/>
           <w:sz w:val="22"/>
         </w:rPr>
-        <w:t>VetCarePatronesDemo.java — buscarPorId()</w:t>
+        <w:t>ClinicaPatronesDemo.java — buscarPorId()</w:t>
       </w:r>
       <w:r>
         <w:rPr>
@@ -636,7 +636,7 @@
           <w:color w:val="4A4A49"/>
           <w:sz w:val="22"/>
         </w:rPr>
-        <w:t>VetCarePatronesDemo.java — class Consulta</w:t>
+        <w:t>ClinicaPatronesDemo.java — class Consulta</w:t>
       </w:r>
       <w:r>
         <w:rPr>
@@ -654,7 +654,7 @@
           <w:color w:val="4A4A49"/>
           <w:sz w:val="22"/>
         </w:rPr>
-        <w:t>VetCarePatronesDemo.java — Consulta()</w:t>
+        <w:t>ClinicaPatronesDemo.java — Consulta()</w:t>
       </w:r>
       <w:r>
         <w:rPr>
@@ -672,7 +672,7 @@
           <w:color w:val="4A4A49"/>
           <w:sz w:val="22"/>
         </w:rPr>
-        <w:t>VetCarePatronesDemo.java — describir()</w:t>
+        <w:t>ClinicaPatronesDemo.java — describir()</w:t>
       </w:r>
       <w:r>
         <w:rPr>
@@ -690,7 +690,7 @@
           <w:color w:val="4A4A49"/>
           <w:sz w:val="22"/>
         </w:rPr>
-        <w:t>VetCarePatronesDemo.java — class ConsultaVacunacion</w:t>
+        <w:t>ClinicaPatronesDemo.java — class ConsultaVacunacion</w:t>
       </w:r>
       <w:r>
         <w:rPr>
@@ -708,7 +708,7 @@
           <w:color w:val="4A4A49"/>
           <w:sz w:val="22"/>
         </w:rPr>
-        <w:t>VetCarePatronesDemo.java — class ConsultaControl</w:t>
+        <w:t>ClinicaPatronesDemo.java — class ConsultaControl</w:t>
       </w:r>
       <w:r>
         <w:rPr>
@@ -726,7 +726,7 @@
           <w:color w:val="4A4A49"/>
           <w:sz w:val="22"/>
         </w:rPr>
-        <w:t>VetCarePatronesDemo.java — class ConsultaUrgencia</w:t>
+        <w:t>ClinicaPatronesDemo.java — class ConsultaUrgencia</w:t>
       </w:r>
       <w:r>
         <w:rPr>
@@ -744,7 +744,7 @@
           <w:color w:val="4A4A49"/>
           <w:sz w:val="22"/>
         </w:rPr>
-        <w:t>VetCarePatronesDemo.java — class FabricaConsultas</w:t>
+        <w:t>ClinicaPatronesDemo.java — class FabricaConsultas</w:t>
       </w:r>
       <w:r>
         <w:rPr>
@@ -762,7 +762,7 @@
           <w:color w:val="4A4A49"/>
           <w:sz w:val="22"/>
         </w:rPr>
-        <w:t>VetCarePatronesDemo.java — crear()</w:t>
+        <w:t>ClinicaPatronesDemo.java — crear()</w:t>
       </w:r>
       <w:r>
         <w:rPr>
@@ -780,7 +780,7 @@
           <w:color w:val="4A4A49"/>
           <w:sz w:val="22"/>
         </w:rPr>
-        <w:t>VetCarePatronesDemo.java — class VentanaSucursal</w:t>
+        <w:t>ClinicaPatronesDemo.java — class VentanaSucursal</w:t>
       </w:r>
       <w:r>
         <w:rPr>
@@ -798,7 +798,7 @@
           <w:color w:val="4A4A49"/>
           <w:sz w:val="22"/>
         </w:rPr>
-        <w:t>VetCarePatronesDemo.java — VentanaSucursal() (1/2)</w:t>
+        <w:t>ClinicaPatronesDemo.java — VentanaSucursal() (1/2)</w:t>
       </w:r>
       <w:r>
         <w:rPr>
@@ -816,7 +816,7 @@
           <w:color w:val="4A4A49"/>
           <w:sz w:val="22"/>
         </w:rPr>
-        <w:t>VetCarePatronesDemo.java — VentanaSucursal() (2/2)</w:t>
+        <w:t>ClinicaPatronesDemo.java — VentanaSucursal() (2/2)</w:t>
       </w:r>
       <w:r>
         <w:rPr>
@@ -834,7 +834,7 @@
           <w:color w:val="4A4A49"/>
           <w:sz w:val="22"/>
         </w:rPr>
-        <w:t>VetCarePatronesDemo.java — registrar()</w:t>
+        <w:t>ClinicaPatronesDemo.java — registrar()</w:t>
       </w:r>
       <w:r>
         <w:rPr>
@@ -852,7 +852,7 @@
           <w:color w:val="4A4A49"/>
           <w:sz w:val="22"/>
         </w:rPr>
-        <w:t>VetCarePatronesDemo.java — refrescar()</w:t>
+        <w:t>ClinicaPatronesDemo.java — refrescar()</w:t>
       </w:r>
       <w:r>
         <w:rPr>
@@ -1047,7 +1047,7 @@
           <w:color w:val="111111"/>
           <w:sz w:val="21"/>
         </w:rPr>
-        <w:t>Kit docente/Clase 7/Codigo/VetCarePatronesDemo.java</w:t>
+        <w:t>Kit docente/Clase 7/Codigo/ClinicaPatronesDemo.java</w:t>
       </w:r>
     </w:p>
     <w:p>
@@ -1130,7 +1130,7 @@
           <w:color w:val="4A4A49"/>
           <w:sz w:val="22"/>
         </w:rPr>
-        <w:t>Convierta RepositorioVetCare en Singleton: atributo private static instancia, constructor private con un System.out.println que avise cuando se crea, y metodo public static synchronized getInstancia(); ejecute el programa y verifique que el mensaje de creacion aparece una sola vez aunque llame getInstancia() tres veces.</w:t>
+        <w:t>Convierta RepositorioClinica en Singleton: atributo private static instancia, constructor private con un System.out.println que avise cuando se crea, y metodo public static synchronized getInstancia(); ejecute el programa y verifique que el mensaje de creacion aparece una sola vez aunque llame getInstancia() tres veces.</w:t>
       </w:r>
     </w:p>
     <w:p>
@@ -1143,7 +1143,7 @@
           <w:color w:val="4A4A49"/>
           <w:sz w:val="22"/>
         </w:rPr>
-        <w:t>Elimine todos los 'new RepositorioVetCare()' que queden en las ventanas y reemplacelos por RepositorioVetCare.getInstancia(); use Ctrl+F en el proyecto para confirmar que no queda ni uno solo fuera del propio metodo getInstancia.</w:t>
+        <w:t>Elimine todos los 'new RepositorioClinica()' que queden en las ventanas y reemplacelos por RepositorioClinica.getInstancia(); use Ctrl+F en el proyecto para confirmar que no queda ni uno solo fuera del propio metodo getInstancia.</w:t>
       </w:r>
     </w:p>
     <w:p>
@@ -1202,7 +1202,7 @@
           <w:color w:val="4A4A49"/>
           <w:sz w:val="22"/>
         </w:rPr>
-        <w:t>Entregable: Clase RepositorioVetCare convertida en Singleton, FabricaConsultas con tres tipos y evidencia de que dos ventanas ven la misma lista, subido a ExamLab.</w:t>
+        <w:t>Entregable: Clase RepositorioClinica convertida en Singleton, FabricaConsultas con tres tipos y evidencia de que dos ventanas ven la misma lista, subido a ExamLab.</w:t>
       </w:r>
     </w:p>
     <w:p>

--- a/Programacion II/Kit docente/Clase 7/Guion Docente Clase 7 - Patrones de diseno Singleton y Factory.docx
+++ b/Programacion II/Kit docente/Clase 7/Guion Docente Clase 7 - Patrones de diseno Singleton y Factory.docx
@@ -211,23 +211,7 @@
           <w:color w:val="4A4A49"/>
           <w:sz w:val="22"/>
         </w:rPr>
-        <w:t xml:space="preserve">Todo lo que hay que decir </w:t>
-      </w:r>
-      <w:r>
-        <w:rPr>
-          <w:b/>
-          <w:color w:val="4A4A49"/>
-          <w:sz w:val="22"/>
-        </w:rPr>
-        <w:t>esta proyectado</w:t>
-      </w:r>
-      <w:r>
-        <w:rPr>
-          <w:b w:val="0"/>
-          <w:color w:val="4A4A49"/>
-          <w:sz w:val="22"/>
-        </w:rPr>
-        <w:t>. Esta seccion dice que subrayar en cada lamina, no repite su contenido.</w:t>
+        <w:t>Las ideas de cada concepto estan proyectadas y el desarrollo completo esta en las notas del presentador de su lamina. Aqui va, por lamina y en su orden, lo que hay que subrayar.</w:t>
       </w:r>
     </w:p>
     <w:p>
@@ -237,7 +221,7 @@
           <w:color w:val="4A4A49"/>
           <w:sz w:val="22"/>
         </w:rPr>
-        <w:t>Un patron de diseño no es una libreria que se importa ni un archivo que... (1/2)</w:t>
+        <w:t>[Slide 4] Qué es un patrón de diseño</w:t>
       </w:r>
       <w:r>
         <w:rPr>
@@ -245,7 +229,7 @@
           <w:color w:val="4A4A49"/>
           <w:sz w:val="22"/>
         </w:rPr>
-        <w:t xml:space="preserve"> — 3 vinetas.</w:t>
+        <w:t xml:space="preserve"> — 4 ideas proyectadas; el desarrollo, en las notas del presentador.</w:t>
       </w:r>
     </w:p>
     <w:p>
@@ -255,7 +239,7 @@
           <w:color w:val="4A4A49"/>
           <w:sz w:val="22"/>
         </w:rPr>
-        <w:t>Un patron de diseño no es una libreria que se importa ni un archivo que... (2/2)</w:t>
+        <w:t>[Slide 5] El problema: un solo archivador</w:t>
       </w:r>
       <w:r>
         <w:rPr>
@@ -263,25 +247,7 @@
           <w:color w:val="4A4A49"/>
           <w:sz w:val="22"/>
         </w:rPr>
-        <w:t xml:space="preserve"> — 3 vinetas.</w:t>
-      </w:r>
-    </w:p>
-    <w:p>
-      <w:r>
-        <w:rPr>
-          <w:b/>
-          <w:color w:val="4A4A49"/>
-          <w:sz w:val="22"/>
-        </w:rPr>
-        <w:t>El problema que motiva el Singleton ya lo vivimos en la clase pasada...</w:t>
-      </w:r>
-      <w:r>
-        <w:rPr>
-          <w:b w:val="0"/>
-          <w:color w:val="4A4A49"/>
-          <w:sz w:val="22"/>
-        </w:rPr>
-        <w:t xml:space="preserve"> — 3 vinetas.</w:t>
+        <w:t xml:space="preserve"> — 3 ideas proyectadas; el desarrollo, en las notas del presentador.</w:t>
       </w:r>
     </w:p>
     <w:p>
@@ -294,7 +260,7 @@
           <w:color w:val="4A4A49"/>
           <w:sz w:val="22"/>
         </w:rPr>
-        <w:t>El problema que motiva el Singleton ya lo vivimos en la clase pasada, aunque no le pusimos nombre.</w:t>
+        <w:t>Subrayar: El problema que motiva el Singleton ya lo vivimos en la clase pasada, aunque no le pusimos nombre.</w:t>
       </w:r>
     </w:p>
     <w:p>
@@ -307,7 +273,7 @@
           <w:color w:val="4A4A49"/>
           <w:sz w:val="22"/>
         </w:rPr>
-        <w:t>En VetCare la ventana de registro creaba su propio RepositorioMascotas.</w:t>
+        <w:t>Subrayar: En VetCare la ventana de registro creaba su propio RepositorioMascotas.</w:t>
       </w:r>
     </w:p>
     <w:p>
@@ -320,7 +286,7 @@
           <w:color w:val="4A4A49"/>
           <w:sz w:val="22"/>
         </w:rPr>
-        <w:t>Esa es exactamente la intencion del patron Singleton.</w:t>
+        <w:t>Subrayar: Esa es exactamente la intencion del patron Singleton.</w:t>
       </w:r>
     </w:p>
     <w:p>
@@ -330,7 +296,7 @@
           <w:color w:val="4A4A49"/>
           <w:sz w:val="22"/>
         </w:rPr>
-        <w:t>El mecanismo en Java tiene tres piezas y las tres son obligatorias (1/2)</w:t>
+        <w:t>[Slide 6] Singleton: tres piezas obligatorias</w:t>
       </w:r>
       <w:r>
         <w:rPr>
@@ -338,7 +304,7 @@
           <w:color w:val="4A4A49"/>
           <w:sz w:val="22"/>
         </w:rPr>
-        <w:t xml:space="preserve"> — 4 vinetas.</w:t>
+        <w:t xml:space="preserve"> — 4 ideas proyectadas; el desarrollo, en las notas del presentador.</w:t>
       </w:r>
     </w:p>
     <w:p>
@@ -348,7 +314,7 @@
           <w:color w:val="4A4A49"/>
           <w:sz w:val="22"/>
         </w:rPr>
-        <w:t>El mecanismo en Java tiene tres piezas y las tres son obligatorias (2/2)</w:t>
+        <w:t>[Slide 7] RepositorioClinica: el Singleton</w:t>
       </w:r>
       <w:r>
         <w:rPr>
@@ -356,7 +322,7 @@
           <w:color w:val="4A4A49"/>
           <w:sz w:val="22"/>
         </w:rPr>
-        <w:t xml:space="preserve"> — 2 vinetas.</w:t>
+        <w:t xml:space="preserve"> — codigo (14 lineas). Leerlo de arriba abajo y ejecutarlo en la demo.</w:t>
       </w:r>
     </w:p>
     <w:p>
@@ -366,7 +332,7 @@
           <w:color w:val="4A4A49"/>
           <w:sz w:val="22"/>
         </w:rPr>
-        <w:t>El mecanismo en Java tiene tres piezas y las... — sintaxis</w:t>
+        <w:t>[Slide 8] Comprobar que es la misma instancia</w:t>
       </w:r>
       <w:r>
         <w:rPr>
@@ -374,7 +340,7 @@
           <w:color w:val="4A4A49"/>
           <w:sz w:val="22"/>
         </w:rPr>
-        <w:t xml:space="preserve"> — 1 vinetas.</w:t>
+        <w:t xml:space="preserve"> — codigo (8 lineas). Leerlo de arriba abajo y ejecutarlo en la demo.</w:t>
       </w:r>
     </w:p>
     <w:p>
@@ -384,7 +350,7 @@
           <w:color w:val="4A4A49"/>
           <w:sz w:val="22"/>
         </w:rPr>
-        <w:t>El segundo patron responde a otro problema distinto: quien decide como... (1/2)</w:t>
+        <w:t>[Slide 9] Cada ventana pide getInstancia()</w:t>
       </w:r>
       <w:r>
         <w:rPr>
@@ -392,7 +358,7 @@
           <w:color w:val="4A4A49"/>
           <w:sz w:val="22"/>
         </w:rPr>
-        <w:t xml:space="preserve"> — 4 vinetas.</w:t>
+        <w:t xml:space="preserve"> — codigo (12 lineas). Leerlo de arriba abajo y ejecutarlo en la demo.</w:t>
       </w:r>
     </w:p>
     <w:p>
@@ -402,7 +368,7 @@
           <w:color w:val="4A4A49"/>
           <w:sz w:val="22"/>
         </w:rPr>
-        <w:t>El segundo patron responde a otro problema distinto: quien decide como... (2/2)</w:t>
+        <w:t>[Slide 10] Factory: quién decide qué objeto crear</w:t>
       </w:r>
       <w:r>
         <w:rPr>
@@ -410,7 +376,7 @@
           <w:color w:val="4A4A49"/>
           <w:sz w:val="22"/>
         </w:rPr>
-        <w:t xml:space="preserve"> — 2 vinetas.</w:t>
+        <w:t xml:space="preserve"> — 4 ideas proyectadas; el desarrollo, en las notas del presentador.</w:t>
       </w:r>
     </w:p>
     <w:p>
@@ -420,7 +386,7 @@
           <w:color w:val="4A4A49"/>
           <w:sz w:val="22"/>
         </w:rPr>
-        <w:t>Ahora la parte que casi nadie enseña: cuando NO usarlos (1/2)</w:t>
+        <w:t>[Slide 11] Consulta: el tipo base</w:t>
       </w:r>
       <w:r>
         <w:rPr>
@@ -428,7 +394,7 @@
           <w:color w:val="4A4A49"/>
           <w:sz w:val="22"/>
         </w:rPr>
-        <w:t xml:space="preserve"> — 5 vinetas.</w:t>
+        <w:t xml:space="preserve"> — codigo (16 lineas). Leerlo de arriba abajo y ejecutarlo en la demo.</w:t>
       </w:r>
     </w:p>
     <w:p>
@@ -438,7 +404,7 @@
           <w:color w:val="4A4A49"/>
           <w:sz w:val="22"/>
         </w:rPr>
-        <w:t>Ahora la parte que casi nadie enseña: cuando NO usarlos (2/2)</w:t>
+        <w:t>[Slide 12] ConsultaUrgencia: una subclase</w:t>
       </w:r>
       <w:r>
         <w:rPr>
@@ -446,7 +412,7 @@
           <w:color w:val="4A4A49"/>
           <w:sz w:val="22"/>
         </w:rPr>
-        <w:t xml:space="preserve"> — 3 vinetas.</w:t>
+        <w:t xml:space="preserve"> — codigo (10 lineas). Leerlo de arriba abajo y ejecutarlo en la demo.</w:t>
       </w:r>
     </w:p>
     <w:p>
@@ -456,7 +422,7 @@
           <w:color w:val="4A4A49"/>
           <w:sz w:val="22"/>
         </w:rPr>
-        <w:t>ClinicaPatronesDemo.java — class ClinicaPatronesDemo</w:t>
+        <w:t>[Slide 13] FabricaConsultas.crear()</w:t>
       </w:r>
       <w:r>
         <w:rPr>
@@ -464,7 +430,7 @@
           <w:color w:val="4A4A49"/>
           <w:sz w:val="22"/>
         </w:rPr>
-        <w:t xml:space="preserve"> — 2 vinetas.</w:t>
+        <w:t xml:space="preserve"> — codigo (15 lineas). Leerlo de arriba abajo y ejecutarlo en la demo.</w:t>
       </w:r>
     </w:p>
     <w:p>
@@ -474,7 +440,7 @@
           <w:color w:val="4A4A49"/>
           <w:sz w:val="22"/>
         </w:rPr>
-        <w:t>ClinicaPatronesDemo.java — main() (1/2)</w:t>
+        <w:t>[Slide 14] La fábrica en uso</w:t>
       </w:r>
       <w:r>
         <w:rPr>
@@ -482,7 +448,7 @@
           <w:color w:val="4A4A49"/>
           <w:sz w:val="22"/>
         </w:rPr>
-        <w:t xml:space="preserve"> — 20 vinetas.</w:t>
+        <w:t xml:space="preserve"> — codigo (9 lineas). Leerlo de arriba abajo y ejecutarlo en la demo.</w:t>
       </w:r>
     </w:p>
     <w:p>
@@ -492,7 +458,7 @@
           <w:color w:val="4A4A49"/>
           <w:sz w:val="22"/>
         </w:rPr>
-        <w:t>ClinicaPatronesDemo.java — main() (2/2)</w:t>
+        <w:t>[Slide 15] Cuándo NO usarlos</w:t>
       </w:r>
       <w:r>
         <w:rPr>
@@ -500,367 +466,43 @@
           <w:color w:val="4A4A49"/>
           <w:sz w:val="22"/>
         </w:rPr>
-        <w:t xml:space="preserve"> — 11 vinetas.</w:t>
+        <w:t xml:space="preserve"> — 4 ideas proyectadas; el desarrollo, en las notas del presentador.</w:t>
       </w:r>
     </w:p>
     <w:p>
+      <w:pPr>
+        <w:spacing w:before="200" w:after="60"/>
+      </w:pPr>
       <w:r>
         <w:rPr>
           <w:b/>
-          <w:color w:val="4A4A49"/>
-          <w:sz w:val="22"/>
+          <w:color w:val="1A1C1D"/>
+          <w:sz w:val="32"/>
         </w:rPr>
-        <w:t>ClinicaPatronesDemo.java — class Mascota</w:t>
+        <w:t>Errores tipicos del docente que no domina el tema</w:t>
       </w:r>
+    </w:p>
+    <w:p>
       <w:r>
         <w:rPr>
           <w:b w:val="0"/>
           <w:color w:val="4A4A49"/>
           <w:sz w:val="22"/>
         </w:rPr>
-        <w:t xml:space="preserve"> — 6 vinetas.</w:t>
+        <w:t>Material de preparacion: no se proyecta.</w:t>
       </w:r>
     </w:p>
     <w:p>
-      <w:r>
-        <w:rPr>
-          <w:b/>
-          <w:color w:val="4A4A49"/>
-          <w:sz w:val="22"/>
-        </w:rPr>
-        <w:t>ClinicaPatronesDemo.java — Mascota()</w:t>
-      </w:r>
+      <w:pPr>
+        <w:pStyle w:val="ListBullet"/>
+      </w:pPr>
       <w:r>
         <w:rPr>
           <w:b w:val="0"/>
           <w:color w:val="4A4A49"/>
           <w:sz w:val="22"/>
         </w:rPr>
-        <w:t xml:space="preserve"> — 13 vinetas.</w:t>
-      </w:r>
-    </w:p>
-    <w:p>
-      <w:r>
-        <w:rPr>
-          <w:b/>
-          <w:color w:val="4A4A49"/>
-          <w:sz w:val="22"/>
-        </w:rPr>
-        <w:t>ClinicaPatronesDemo.java — class RepositorioClinica</w:t>
-      </w:r>
-      <w:r>
-        <w:rPr>
-          <w:b w:val="0"/>
-          <w:color w:val="4A4A49"/>
-          <w:sz w:val="22"/>
-        </w:rPr>
-        <w:t xml:space="preserve"> — 6 vinetas.</w:t>
-      </w:r>
-    </w:p>
-    <w:p>
-      <w:r>
-        <w:rPr>
-          <w:b/>
-          <w:color w:val="4A4A49"/>
-          <w:sz w:val="22"/>
-        </w:rPr>
-        <w:t>ClinicaPatronesDemo.java — RepositorioClinica()</w:t>
-      </w:r>
-      <w:r>
-        <w:rPr>
-          <w:b w:val="0"/>
-          <w:color w:val="4A4A49"/>
-          <w:sz w:val="22"/>
-        </w:rPr>
-        <w:t xml:space="preserve"> — 4 vinetas.</w:t>
-      </w:r>
-    </w:p>
-    <w:p>
-      <w:r>
-        <w:rPr>
-          <w:b/>
-          <w:color w:val="4A4A49"/>
-          <w:sz w:val="22"/>
-        </w:rPr>
-        <w:t>ClinicaPatronesDemo.java — getInstancia()</w:t>
-      </w:r>
-      <w:r>
-        <w:rPr>
-          <w:b w:val="0"/>
-          <w:color w:val="4A4A49"/>
-          <w:sz w:val="22"/>
-        </w:rPr>
-        <w:t xml:space="preserve"> — 7 vinetas.</w:t>
-      </w:r>
-    </w:p>
-    <w:p>
-      <w:r>
-        <w:rPr>
-          <w:b/>
-          <w:color w:val="4A4A49"/>
-          <w:sz w:val="22"/>
-        </w:rPr>
-        <w:t>ClinicaPatronesDemo.java — registrar()</w:t>
-      </w:r>
-      <w:r>
-        <w:rPr>
-          <w:b w:val="0"/>
-          <w:color w:val="4A4A49"/>
-          <w:sz w:val="22"/>
-        </w:rPr>
-        <w:t xml:space="preserve"> — 10 vinetas.</w:t>
-      </w:r>
-    </w:p>
-    <w:p>
-      <w:r>
-        <w:rPr>
-          <w:b/>
-          <w:color w:val="4A4A49"/>
-          <w:sz w:val="22"/>
-        </w:rPr>
-        <w:t>ClinicaPatronesDemo.java — buscarPorId()</w:t>
-      </w:r>
-      <w:r>
-        <w:rPr>
-          <w:b w:val="0"/>
-          <w:color w:val="4A4A49"/>
-          <w:sz w:val="22"/>
-        </w:rPr>
-        <w:t xml:space="preserve"> — 18 vinetas.</w:t>
-      </w:r>
-    </w:p>
-    <w:p>
-      <w:r>
-        <w:rPr>
-          <w:b/>
-          <w:color w:val="4A4A49"/>
-          <w:sz w:val="22"/>
-        </w:rPr>
-        <w:t>ClinicaPatronesDemo.java — class Consulta</w:t>
-      </w:r>
-      <w:r>
-        <w:rPr>
-          <w:b w:val="0"/>
-          <w:color w:val="4A4A49"/>
-          <w:sz w:val="22"/>
-        </w:rPr>
-        <w:t xml:space="preserve"> — 4 vinetas.</w:t>
-      </w:r>
-    </w:p>
-    <w:p>
-      <w:r>
-        <w:rPr>
-          <w:b/>
-          <w:color w:val="4A4A49"/>
-          <w:sz w:val="22"/>
-        </w:rPr>
-        <w:t>ClinicaPatronesDemo.java — Consulta()</w:t>
-      </w:r>
-      <w:r>
-        <w:rPr>
-          <w:b w:val="0"/>
-          <w:color w:val="4A4A49"/>
-          <w:sz w:val="22"/>
-        </w:rPr>
-        <w:t xml:space="preserve"> — 8 vinetas.</w:t>
-      </w:r>
-    </w:p>
-    <w:p>
-      <w:r>
-        <w:rPr>
-          <w:b/>
-          <w:color w:val="4A4A49"/>
-          <w:sz w:val="22"/>
-        </w:rPr>
-        <w:t>ClinicaPatronesDemo.java — describir()</w:t>
-      </w:r>
-      <w:r>
-        <w:rPr>
-          <w:b w:val="0"/>
-          <w:color w:val="4A4A49"/>
-          <w:sz w:val="22"/>
-        </w:rPr>
-        <w:t xml:space="preserve"> — 6 vinetas.</w:t>
-      </w:r>
-    </w:p>
-    <w:p>
-      <w:r>
-        <w:rPr>
-          <w:b/>
-          <w:color w:val="4A4A49"/>
-          <w:sz w:val="22"/>
-        </w:rPr>
-        <w:t>ClinicaPatronesDemo.java — class ConsultaVacunacion</w:t>
-      </w:r>
-      <w:r>
-        <w:rPr>
-          <w:b w:val="0"/>
-          <w:color w:val="4A4A49"/>
-          <w:sz w:val="22"/>
-        </w:rPr>
-        <w:t xml:space="preserve"> — 11 vinetas.</w:t>
-      </w:r>
-    </w:p>
-    <w:p>
-      <w:r>
-        <w:rPr>
-          <w:b/>
-          <w:color w:val="4A4A49"/>
-          <w:sz w:val="22"/>
-        </w:rPr>
-        <w:t>ClinicaPatronesDemo.java — class ConsultaControl</w:t>
-      </w:r>
-      <w:r>
-        <w:rPr>
-          <w:b w:val="0"/>
-          <w:color w:val="4A4A49"/>
-          <w:sz w:val="22"/>
-        </w:rPr>
-        <w:t xml:space="preserve"> — 11 vinetas.</w:t>
-      </w:r>
-    </w:p>
-    <w:p>
-      <w:r>
-        <w:rPr>
-          <w:b/>
-          <w:color w:val="4A4A49"/>
-          <w:sz w:val="22"/>
-        </w:rPr>
-        <w:t>ClinicaPatronesDemo.java — class ConsultaUrgencia</w:t>
-      </w:r>
-      <w:r>
-        <w:rPr>
-          <w:b w:val="0"/>
-          <w:color w:val="4A4A49"/>
-          <w:sz w:val="22"/>
-        </w:rPr>
-        <w:t xml:space="preserve"> — 12 vinetas.</w:t>
-      </w:r>
-    </w:p>
-    <w:p>
-      <w:r>
-        <w:rPr>
-          <w:b/>
-          <w:color w:val="4A4A49"/>
-          <w:sz w:val="22"/>
-        </w:rPr>
-        <w:t>ClinicaPatronesDemo.java — class FabricaConsultas</w:t>
-      </w:r>
-      <w:r>
-        <w:rPr>
-          <w:b w:val="0"/>
-          <w:color w:val="4A4A49"/>
-          <w:sz w:val="22"/>
-        </w:rPr>
-        <w:t xml:space="preserve"> — 4 vinetas.</w:t>
-      </w:r>
-    </w:p>
-    <w:p>
-      <w:r>
-        <w:rPr>
-          <w:b/>
-          <w:color w:val="4A4A49"/>
-          <w:sz w:val="22"/>
-        </w:rPr>
-        <w:t>ClinicaPatronesDemo.java — crear()</w:t>
-      </w:r>
-      <w:r>
-        <w:rPr>
-          <w:b w:val="0"/>
-          <w:color w:val="4A4A49"/>
-          <w:sz w:val="22"/>
-        </w:rPr>
-        <w:t xml:space="preserve"> — 18 vinetas.</w:t>
-      </w:r>
-    </w:p>
-    <w:p>
-      <w:r>
-        <w:rPr>
-          <w:b/>
-          <w:color w:val="4A4A49"/>
-          <w:sz w:val="22"/>
-        </w:rPr>
-        <w:t>ClinicaPatronesDemo.java — class VentanaSucursal</w:t>
-      </w:r>
-      <w:r>
-        <w:rPr>
-          <w:b w:val="0"/>
-          <w:color w:val="4A4A49"/>
-          <w:sz w:val="22"/>
-        </w:rPr>
-        <w:t xml:space="preserve"> — 9 vinetas.</w:t>
-      </w:r>
-    </w:p>
-    <w:p>
-      <w:r>
-        <w:rPr>
-          <w:b/>
-          <w:color w:val="4A4A49"/>
-          <w:sz w:val="22"/>
-        </w:rPr>
-        <w:t>ClinicaPatronesDemo.java — VentanaSucursal() (1/2)</w:t>
-      </w:r>
-      <w:r>
-        <w:rPr>
-          <w:b w:val="0"/>
-          <w:color w:val="4A4A49"/>
-          <w:sz w:val="22"/>
-        </w:rPr>
-        <w:t xml:space="preserve"> — 20 vinetas.</w:t>
-      </w:r>
-    </w:p>
-    <w:p>
-      <w:r>
-        <w:rPr>
-          <w:b/>
-          <w:color w:val="4A4A49"/>
-          <w:sz w:val="22"/>
-        </w:rPr>
-        <w:t>ClinicaPatronesDemo.java — VentanaSucursal() (2/2)</w:t>
-      </w:r>
-      <w:r>
-        <w:rPr>
-          <w:b w:val="0"/>
-          <w:color w:val="4A4A49"/>
-          <w:sz w:val="22"/>
-        </w:rPr>
-        <w:t xml:space="preserve"> — 18 vinetas.</w:t>
-      </w:r>
-    </w:p>
-    <w:p>
-      <w:r>
-        <w:rPr>
-          <w:b/>
-          <w:color w:val="4A4A49"/>
-          <w:sz w:val="22"/>
-        </w:rPr>
-        <w:t>ClinicaPatronesDemo.java — registrar()</w:t>
-      </w:r>
-      <w:r>
-        <w:rPr>
-          <w:b w:val="0"/>
-          <w:color w:val="4A4A49"/>
-          <w:sz w:val="22"/>
-        </w:rPr>
-        <w:t xml:space="preserve"> — 13 vinetas.</w:t>
-      </w:r>
-    </w:p>
-    <w:p>
-      <w:r>
-        <w:rPr>
-          <w:b/>
-          <w:color w:val="4A4A49"/>
-          <w:sz w:val="22"/>
-        </w:rPr>
-        <w:t>ClinicaPatronesDemo.java — refrescar()</w:t>
-      </w:r>
-      <w:r>
-        <w:rPr>
-          <w:b w:val="0"/>
-          <w:color w:val="4A4A49"/>
-          <w:sz w:val="22"/>
-        </w:rPr>
-        <w:t xml:space="preserve"> — 13 vinetas.</w:t>
+        <w:t>Error tipico del docente que no domina el tema: enseñar el Singleton como 'la forma correcta de compartir variables entre ventanas' y terminar poniendo el atributo publico y estatico (public static RepositorioClinica instancia), con lo cual cualquiera puede reasignarlo desde afuera y ya no hay ninguna garantia; o dejar el constructor publico 'porque el editor lo sugiere', que es exactamente lo unico que no se puede hacer. El segundo error clasico es creer que el Singleton persiste datos: los estudiantes cierran la aplicacion, la vuelven a abrir y preguntan donde quedaron las mascotas, y hay que explicar que el Singleton solo garantiza una instancia mientras el programa corre, que la persistencia en archivos es otro tema que veremos mas adelante. El tercero es la patronitis: llenar el proyecto de fabricas que solo devuelven new de una sola clase y de Singletons para cosas que deberian ser objetos comunes, como Mascota o Cita, que por definicion son muchos. Si al preguntar 'que problema resuelve este patron aqui' la respuesta es 'que lo vimos en clase', el patron esta sobrando.</w:t>
       </w:r>
     </w:p>
     <w:p>

--- a/Programacion II/Kit docente/Clase 7/Guion Docente Clase 7 - Patrones de diseno Singleton y Factory.docx
+++ b/Programacion II/Kit docente/Clase 7/Guion Docente Clase 7 - Patrones de diseno Singleton y Factory.docx
@@ -322,7 +322,7 @@
           <w:color w:val="4A4A49"/>
           <w:sz w:val="22"/>
         </w:rPr>
-        <w:t xml:space="preserve"> — codigo (14 lineas). Leerlo de arriba abajo y ejecutarlo en la demo.</w:t>
+        <w:t xml:space="preserve"> — programa completo (25 lineas): se copia en Main.java y corre solo. Leerlo de arriba abajo y ejecutarlo; la salida esperada esta en las notas del presentador.</w:t>
       </w:r>
     </w:p>
     <w:p>
@@ -340,7 +340,7 @@
           <w:color w:val="4A4A49"/>
           <w:sz w:val="22"/>
         </w:rPr>
-        <w:t xml:space="preserve"> — codigo (8 lineas). Leerlo de arriba abajo y ejecutarlo en la demo.</w:t>
+        <w:t xml:space="preserve"> — programa completo (42 lineas): se copia en Main.java y corre solo. Leerlo de arriba abajo y ejecutarlo; la salida esperada esta en las notas del presentador.</w:t>
       </w:r>
     </w:p>
     <w:p>
@@ -358,7 +358,7 @@
           <w:color w:val="4A4A49"/>
           <w:sz w:val="22"/>
         </w:rPr>
-        <w:t xml:space="preserve"> — codigo (12 lineas). Leerlo de arriba abajo y ejecutarlo en la demo.</w:t>
+        <w:t xml:space="preserve"> — programa completo (49 lineas): se copia en Main.java y corre solo. Leerlo de arriba abajo y ejecutarlo; la salida esperada esta en las notas del presentador.</w:t>
       </w:r>
     </w:p>
     <w:p>
@@ -394,7 +394,7 @@
           <w:color w:val="4A4A49"/>
           <w:sz w:val="22"/>
         </w:rPr>
-        <w:t xml:space="preserve"> — codigo (16 lineas). Leerlo de arriba abajo y ejecutarlo en la demo.</w:t>
+        <w:t xml:space="preserve"> — programa completo (25 lineas): se copia en Main.java y corre solo. Leerlo de arriba abajo y ejecutarlo; la salida esperada esta en las notas del presentador.</w:t>
       </w:r>
     </w:p>
     <w:p>
@@ -412,7 +412,7 @@
           <w:color w:val="4A4A49"/>
           <w:sz w:val="22"/>
         </w:rPr>
-        <w:t xml:space="preserve"> — codigo (10 lineas). Leerlo de arriba abajo y ejecutarlo en la demo.</w:t>
+        <w:t xml:space="preserve"> — programa completo (25 lineas): se copia en Main.java y corre solo. Leerlo de arriba abajo y ejecutarlo; la salida esperada esta en las notas del presentador.</w:t>
       </w:r>
     </w:p>
     <w:p>
@@ -430,7 +430,7 @@
           <w:color w:val="4A4A49"/>
           <w:sz w:val="22"/>
         </w:rPr>
-        <w:t xml:space="preserve"> — codigo (15 lineas). Leerlo de arriba abajo y ejecutarlo en la demo.</w:t>
+        <w:t xml:space="preserve"> — programa completo (45 lineas): se copia en Main.java y corre solo. Leerlo de arriba abajo y ejecutarlo; la salida esperada esta en las notas del presentador.</w:t>
       </w:r>
     </w:p>
     <w:p>
@@ -448,7 +448,7 @@
           <w:color w:val="4A4A49"/>
           <w:sz w:val="22"/>
         </w:rPr>
-        <w:t xml:space="preserve"> — codigo (9 lineas). Leerlo de arriba abajo y ejecutarlo en la demo.</w:t>
+        <w:t xml:space="preserve"> — programa completo (43 lineas): se copia en Main.java y corre solo. Leerlo de arriba abajo y ejecutarlo; la salida esperada esta en las notas del presentador.</w:t>
       </w:r>
     </w:p>
     <w:p>

--- a/Programacion II/Kit docente/Clase 7/Guion Docente Clase 7 - Patrones de diseno Singleton y Factory.docx
+++ b/Programacion II/Kit docente/Clase 7/Guion Docente Clase 7 - Patrones de diseno Singleton y Factory.docx
@@ -502,7 +502,7 @@
           <w:color w:val="4A4A49"/>
           <w:sz w:val="22"/>
         </w:rPr>
-        <w:t>Error tipico del docente que no domina el tema: enseñar el Singleton como 'la forma correcta de compartir variables entre ventanas' y terminar poniendo el atributo publico y estatico (public static RepositorioClinica instancia), con lo cual cualquiera puede reasignarlo desde afuera y ya no hay ninguna garantia; o dejar el constructor publico 'porque el editor lo sugiere', que es exactamente lo unico que no se puede hacer. El segundo error clasico es creer que el Singleton persiste datos: los estudiantes cierran la aplicacion, la vuelven a abrir y preguntan donde quedaron las mascotas, y hay que explicar que el Singleton solo garantiza una instancia mientras el programa corre, que la persistencia en archivos es otro tema que veremos mas adelante. El tercero es la patronitis: llenar el proyecto de fabricas que solo devuelven new de una sola clase y de Singletons para cosas que deberian ser objetos comunes, como Mascota o Cita, que por definicion son muchos. Si al preguntar 'que problema resuelve este patron aqui' la respuesta es 'que lo vimos en clase', el patron esta sobrando.</w:t>
+        <w:t>Error tipico del docente que no domina el tema: enseñar el Singleton como 'la forma correcta de compartir variables entre ventanas' y terminar poniendo el atributo publico y estatico (public static RepositorioClinica instancia), con lo cual cualquiera puede reasignarlo desde afuera y ya no hay ninguna garantia; o dejar el constructor publico 'porque el editor lo sugiere', que es exactamente lo unico que no se puede hacer. El segundo error clasico es creer que el Singleton persiste datos: los estudiantes cierran la aplicacion, la vuelven a abrir y preguntan donde quedaron las mascotas, y hay que explicar que el Singleton solo garantiza una instancia mientras el programa corre, que la persistencia en archivos es otro tema que veremos mas adelante. El tercero es el abuso de patrones: llenar el proyecto de fabricas que solo devuelven new de una sola clase y de Singletons para cosas que deberian ser objetos comunes, como Mascota o Cita, que por definicion son muchos. Si al preguntar 'que problema resuelve este patron aqui' la respuesta es 'que lo vimos en clase', el patron esta sobrando.</w:t>
       </w:r>
     </w:p>
     <w:p>
